--- a/gates/design/VLMS_SRS.docx
+++ b/gates/design/VLMS_SRS.docx
@@ -718,8 +718,7 @@
           <w:rFonts w:ascii="Arial" w:hAnsi="Arial"/>
           <w:b w:val="0"/>
           <w:i/>
-          <w:color w:val="6B7280"/>
-          <w:sz w:val="20"/>
+          <w:sz w:val="22"/>
         </w:rPr>
         <w:t>Satisfies: ISO/IEC/IEEE 29148:2018 (requirements must be singular, verifiable and unambiguous).</w:t>
       </w:r>
@@ -808,8 +807,7 @@
         <w:rPr>
           <w:rFonts w:ascii="Arial" w:hAnsi="Arial"/>
           <w:b w:val="0"/>
-          <w:i/>
-          <w:color w:val="A83E00"/>
+          <w:i w:val="0"/>
           <w:sz w:val="22"/>
         </w:rPr>
         <w:t>[TBC – owner: Philip] functional.md records requirements as narrative bullets grouped by capability area, not as discrete numbered FR-nnn entries. The groupings below map to the BR-nnn areas in quality/traceability.md; formal FR-nnn numbering has not yet been assigned.</w:t>
@@ -959,8 +957,7 @@
         <w:rPr>
           <w:rFonts w:ascii="Arial" w:hAnsi="Arial"/>
           <w:b w:val="0"/>
-          <w:i/>
-          <w:color w:val="A83E00"/>
+          <w:i w:val="0"/>
           <w:sz w:val="22"/>
         </w:rPr>
         <w:t>[TBC – owner: Philip] Certificate delivery mechanism (download vs email) is not yet decided (functional.md).</w:t>
@@ -974,8 +971,7 @@
         <w:rPr>
           <w:rFonts w:ascii="Arial" w:hAnsi="Arial"/>
           <w:b w:val="0"/>
-          <w:i/>
-          <w:color w:val="A83E00"/>
+          <w:i w:val="0"/>
           <w:sz w:val="22"/>
         </w:rPr>
         <w:t>[TBC – owner: Philip] Auto-promotion logic is carried over as a hypothesis from the prior build and requires confirmation.</w:t>
@@ -1054,12 +1050,13 @@
     </w:p>
     <w:p>
       <w:pPr>
-        <w:pStyle w:val="ListBullet"/>
-        <w:spacing w:after="60"/>
+        <w:spacing w:after="120" w:before="0"/>
       </w:pPr>
       <w:r>
         <w:rPr>
           <w:rFonts w:ascii="Arial" w:hAnsi="Arial"/>
+          <w:b w:val="0"/>
+          <w:i w:val="0"/>
           <w:sz w:val="22"/>
         </w:rPr>
         <w:t>Parents get both an in-app dashboard (view own child's progress, certificates, badges) AND proactive notifications (e.g. email on lesson completion/rank promotion, consent-expiry reminders).</w:t>
@@ -1131,8 +1128,7 @@
         <w:rPr>
           <w:rFonts w:ascii="Arial" w:hAnsi="Arial"/>
           <w:b w:val="0"/>
-          <w:i/>
-          <w:color w:val="A83E00"/>
+          <w:i w:val="0"/>
           <w:sz w:val="22"/>
         </w:rPr>
         <w:t>[TBC – owner: Philip] acceptance-criteria.md is not yet started; no discrete acceptance criteria have been recorded against the functional requirements above.</w:t>

--- a/gates/design/VLMS_SRS.docx
+++ b/gates/design/VLMS_SRS.docx
@@ -201,7 +201,7 @@
                 <w:rFonts w:ascii="Arial" w:hAnsi="Arial"/>
                 <w:sz w:val="20"/>
               </w:rPr>
-              <w:t>1.0</w:t>
+              <w:t>1.1</w:t>
             </w:r>
           </w:p>
         </w:tc>
@@ -670,6 +670,80 @@
           </w:p>
         </w:tc>
       </w:tr>
+      <w:tr>
+        <w:tc>
+          <w:tcPr>
+            <w:tcW w:type="dxa" w:w="1150"/>
+            <w:shd w:val="clear" w:color="auto" w:fill="FFFFFF"/>
+          </w:tcPr>
+          <w:p>
+            <w:pPr>
+              <w:spacing w:after="40" w:before="40"/>
+            </w:pPr>
+            <w:r>
+              <w:rPr>
+                <w:rFonts w:ascii="Arial" w:hAnsi="Arial"/>
+                <w:sz w:val="20"/>
+              </w:rPr>
+              <w:t>1.1</w:t>
+            </w:r>
+          </w:p>
+        </w:tc>
+        <w:tc>
+          <w:tcPr>
+            <w:tcW w:type="dxa" w:w="1500"/>
+            <w:shd w:val="clear" w:color="auto" w:fill="FFFFFF"/>
+          </w:tcPr>
+          <w:p>
+            <w:pPr>
+              <w:spacing w:after="40" w:before="40"/>
+            </w:pPr>
+            <w:r>
+              <w:rPr>
+                <w:rFonts w:ascii="Arial" w:hAnsi="Arial"/>
+                <w:sz w:val="20"/>
+              </w:rPr>
+              <w:t>17 July 2026</w:t>
+            </w:r>
+          </w:p>
+        </w:tc>
+        <w:tc>
+          <w:tcPr>
+            <w:tcW w:type="dxa" w:w="2700"/>
+            <w:shd w:val="clear" w:color="auto" w:fill="FFFFFF"/>
+          </w:tcPr>
+          <w:p>
+            <w:pPr>
+              <w:spacing w:after="40" w:before="40"/>
+            </w:pPr>
+            <w:r>
+              <w:rPr>
+                <w:rFonts w:ascii="Arial" w:hAnsi="Arial"/>
+                <w:sz w:val="20"/>
+              </w:rPr>
+              <w:t>Philip</w:t>
+            </w:r>
+          </w:p>
+        </w:tc>
+        <w:tc>
+          <w:tcPr>
+            <w:tcW w:type="dxa" w:w="3676"/>
+            <w:shd w:val="clear" w:color="auto" w:fill="FFFFFF"/>
+          </w:tcPr>
+          <w:p>
+            <w:pPr>
+              <w:spacing w:after="40" w:before="40"/>
+            </w:pPr>
+            <w:r>
+              <w:rPr>
+                <w:rFonts w:ascii="Arial" w:hAnsi="Arial"/>
+                <w:sz w:val="20"/>
+              </w:rPr>
+              <w:t>Re-render addressing design-gate review: functional.md now assigns discrete FR-001–FR-005 to the safeguarding/consent module (previously narrative bullets); functional requirements section updated accordingly.</w:t>
+            </w:r>
+          </w:p>
+        </w:tc>
+      </w:tr>
     </w:tbl>
     <w:p>
       <w:pPr>
@@ -720,7 +794,7 @@
           <w:i/>
           <w:sz w:val="22"/>
         </w:rPr>
-        <w:t>Satisfies: ISO/IEC/IEEE 29148:2018 (requirements must be singular, verifiable and unambiguous).</w:t>
+        <w:t>Satisfies: ISO/IEC/IEEE 29148:2018 — requirements must be singular, verifiable and unambiguous.</w:t>
       </w:r>
     </w:p>
     <w:p>
@@ -801,20 +875,6 @@
     </w:p>
     <w:p>
       <w:pPr>
-        <w:spacing w:after="120" w:before="0"/>
-      </w:pPr>
-      <w:r>
-        <w:rPr>
-          <w:rFonts w:ascii="Arial" w:hAnsi="Arial"/>
-          <w:b w:val="0"/>
-          <w:i w:val="0"/>
-          <w:sz w:val="22"/>
-        </w:rPr>
-        <w:t>[TBC – owner: Philip] functional.md records requirements as narrative bullets grouped by capability area, not as discrete numbered FR-nnn entries. The groupings below map to the BR-nnn areas in quality/traceability.md; formal FR-nnn numbering has not yet been assigned.</w:t>
-      </w:r>
-    </w:p>
-    <w:p>
-      <w:pPr>
         <w:keepNext/>
         <w:spacing w:before="200" w:after="80"/>
         <w:outlineLvl w:val="1"/>
@@ -852,7 +912,7 @@
           <w:rFonts w:ascii="Arial" w:hAnsi="Arial"/>
           <w:sz w:val="22"/>
         </w:rPr>
-        <w:t>Only the Approver role can sign off / approve a proposed change before it goes live.</w:t>
+        <w:t>Only the Approver role can sign off/approve a proposed change before it goes live.</w:t>
       </w:r>
     </w:p>
     <w:p>
@@ -865,7 +925,7 @@
           <w:rFonts w:ascii="Arial" w:hAnsi="Arial"/>
           <w:sz w:val="22"/>
         </w:rPr>
-        <w:t>Review is ad hoc only — no scheduled/termly review prompt; teachers propose changes whenever they spot something worth changing.</w:t>
+        <w:t>Review is ad hoc only — no scheduled/termly review prompt.</w:t>
       </w:r>
     </w:p>
     <w:p>
@@ -879,6 +939,20 @@
           <w:sz w:val="22"/>
         </w:rPr>
         <w:t>Rejection supports comments and resubmission: the Approver can leave feedback on a rejected proposal, and the Teacher can revise and resubmit the same proposal.</w:t>
+      </w:r>
+    </w:p>
+    <w:p>
+      <w:pPr>
+        <w:spacing w:after="120" w:before="0"/>
+      </w:pPr>
+      <w:r>
+        <w:rPr>
+          <w:rFonts w:ascii="Arial" w:hAnsi="Arial"/>
+          <w:b w:val="0"/>
+          <w:i w:val="0"/>
+          <w:sz w:val="22"/>
+        </w:rPr>
+        <w:t>[TBC – owner: Philip] Discrete FR-nnn numbering has not yet been assigned to this area (functional.md).</w:t>
       </w:r>
     </w:p>
     <w:p>
@@ -907,7 +981,7 @@
           <w:rFonts w:ascii="Arial" w:hAnsi="Arial"/>
           <w:sz w:val="22"/>
         </w:rPr>
-        <w:t>Auto-promotion: a student is automatically promoted to the next rank once every active lesson in their current rank is marked complete.</w:t>
+        <w:t>Auto-promotion: a student is automatically promoted to the next rank once every active lesson in their current rank is complete.</w:t>
       </w:r>
     </w:p>
     <w:p>
@@ -920,7 +994,7 @@
           <w:rFonts w:ascii="Arial" w:hAnsi="Arial"/>
           <w:sz w:val="22"/>
         </w:rPr>
-        <w:t>Certificates (per lesson completion) and badges (per rank promotion) are real tracked records, giving an audit trail of who received what and when.</w:t>
+        <w:t>Certificates (per lesson completion) and badges (per rank promotion) are real tracked records with an audit trail of who received what and when.</w:t>
       </w:r>
     </w:p>
     <w:p>
@@ -933,7 +1007,7 @@
           <w:rFonts w:ascii="Arial" w:hAnsi="Arial"/>
           <w:sz w:val="22"/>
         </w:rPr>
-        <w:t>The Teacher marks a lesson complete for a student, and can self-correct/reverse their own entry within a reasonable window — no separate correction gate through Admin. An evidence/note field is available but optional.</w:t>
+        <w:t>The Teacher marks a lesson complete and can self-correct/reverse their own entry within a reasonable window — no separate Admin correction gate. An optional evidence/note field is available.</w:t>
       </w:r>
     </w:p>
     <w:p>
@@ -946,7 +1020,7 @@
           <w:rFonts w:ascii="Arial" w:hAnsi="Arial"/>
           <w:sz w:val="22"/>
         </w:rPr>
-        <w:t>Certificates are auto-generated documents (PDF, from a template) at completion time, not just a database record.</w:t>
+        <w:t>Certificates are auto-generated PDF documents (from a template) at completion time — not just a database record.</w:t>
       </w:r>
     </w:p>
     <w:p>
@@ -960,21 +1034,7 @@
           <w:i w:val="0"/>
           <w:sz w:val="22"/>
         </w:rPr>
-        <w:t>[TBC – owner: Philip] Certificate delivery mechanism (download vs email) is not yet decided (functional.md).</w:t>
-      </w:r>
-    </w:p>
-    <w:p>
-      <w:pPr>
-        <w:spacing w:after="120" w:before="0"/>
-      </w:pPr>
-      <w:r>
-        <w:rPr>
-          <w:rFonts w:ascii="Arial" w:hAnsi="Arial"/>
-          <w:b w:val="0"/>
-          <w:i w:val="0"/>
-          <w:sz w:val="22"/>
-        </w:rPr>
-        <w:t>[TBC – owner: Philip] Auto-promotion logic is carried over as a hypothesis from the prior build and requires confirmation.</w:t>
+        <w:t>[TBC – owner: Philip] Certificate delivery mechanism (download from dashboard vs emailed automatically) is not yet decided (functional.md). Discrete FR-nnn numbering has not yet been assigned to this area.</w:t>
       </w:r>
     </w:p>
     <w:p>
@@ -995,41 +1055,397 @@
     </w:p>
     <w:p>
       <w:pPr>
-        <w:pStyle w:val="ListBullet"/>
-        <w:spacing w:after="60"/>
+        <w:spacing w:after="120" w:before="0"/>
       </w:pPr>
       <w:r>
         <w:rPr>
           <w:rFonts w:ascii="Arial" w:hAnsi="Arial"/>
+          <w:b w:val="0"/>
+          <w:i w:val="0"/>
           <w:sz w:val="22"/>
         </w:rPr>
-        <w:t>Annual parental consent record per student covering: photo/media consent, emergency medical info, dietary/SEN needs, transport/off-site trip consent, data-sharing consent.</w:t>
+        <w:t>Discrete FR-nnn numbering assigned here specifically, given the safeguarding weight of this module (per design review).</w:t>
       </w:r>
+    </w:p>
+    <w:tbl>
+      <w:tblPr>
+        <w:tblW w:type="auto" w:w="0"/>
+        <w:jc w:val="center"/>
+        <w:tblLook w:firstColumn="1" w:firstRow="1" w:lastColumn="0" w:lastRow="0" w:noHBand="0" w:noVBand="1" w:val="04A0"/>
+        <w:tblBorders>
+          <w:top w:val="single" w:sz="4" w:color="C7D7D9"/>
+          <w:left w:val="single" w:sz="4" w:color="C7D7D9"/>
+          <w:bottom w:val="single" w:sz="4" w:color="C7D7D9"/>
+          <w:right w:val="single" w:sz="4" w:color="C7D7D9"/>
+          <w:insideH w:val="single" w:sz="4" w:color="C7D7D9"/>
+          <w:insideV w:val="single" w:sz="4" w:color="C7D7D9"/>
+        </w:tblBorders>
+      </w:tblPr>
+      <w:tblGrid>
+        <w:gridCol w:w="3009"/>
+        <w:gridCol w:w="3009"/>
+        <w:gridCol w:w="3009"/>
+      </w:tblGrid>
+      <w:tr>
+        <w:tc>
+          <w:tcPr>
+            <w:tcW w:type="dxa" w:w="900"/>
+            <w:shd w:val="clear" w:color="auto" w:fill="374151"/>
+          </w:tcPr>
+          <w:p>
+            <w:pPr>
+              <w:spacing w:after="40" w:before="40"/>
+            </w:pPr>
+            <w:r>
+              <w:rPr>
+                <w:rFonts w:ascii="Arial" w:hAnsi="Arial"/>
+                <w:b/>
+                <w:color w:val="FFFFFF"/>
+                <w:sz w:val="20"/>
+              </w:rPr>
+              <w:t>FR</w:t>
+            </w:r>
+          </w:p>
+        </w:tc>
+        <w:tc>
+          <w:tcPr>
+            <w:tcW w:type="dxa" w:w="3700"/>
+            <w:shd w:val="clear" w:color="auto" w:fill="374151"/>
+          </w:tcPr>
+          <w:p>
+            <w:pPr>
+              <w:spacing w:after="40" w:before="40"/>
+            </w:pPr>
+            <w:r>
+              <w:rPr>
+                <w:rFonts w:ascii="Arial" w:hAnsi="Arial"/>
+                <w:b/>
+                <w:color w:val="FFFFFF"/>
+                <w:sz w:val="20"/>
+              </w:rPr>
+              <w:t>Requirement</w:t>
+            </w:r>
+          </w:p>
+        </w:tc>
+        <w:tc>
+          <w:tcPr>
+            <w:tcW w:type="dxa" w:w="4426"/>
+            <w:shd w:val="clear" w:color="auto" w:fill="374151"/>
+          </w:tcPr>
+          <w:p>
+            <w:pPr>
+              <w:spacing w:after="40" w:before="40"/>
+            </w:pPr>
+            <w:r>
+              <w:rPr>
+                <w:rFonts w:ascii="Arial" w:hAnsi="Arial"/>
+                <w:b/>
+                <w:color w:val="FFFFFF"/>
+                <w:sz w:val="20"/>
+              </w:rPr>
+              <w:t>Acceptance criteria</w:t>
+            </w:r>
+          </w:p>
+        </w:tc>
+      </w:tr>
+      <w:tr>
+        <w:tc>
+          <w:tcPr>
+            <w:tcW w:type="dxa" w:w="900"/>
+            <w:shd w:val="clear" w:color="auto" w:fill="F3F4F6"/>
+          </w:tcPr>
+          <w:p>
+            <w:pPr>
+              <w:spacing w:after="40" w:before="40"/>
+            </w:pPr>
+            <w:r>
+              <w:rPr>
+                <w:rFonts w:ascii="Arial" w:hAnsi="Arial"/>
+                <w:sz w:val="20"/>
+              </w:rPr>
+              <w:t>FR-001</w:t>
+            </w:r>
+          </w:p>
+        </w:tc>
+        <w:tc>
+          <w:tcPr>
+            <w:tcW w:type="dxa" w:w="3700"/>
+            <w:shd w:val="clear" w:color="auto" w:fill="F3F4F6"/>
+          </w:tcPr>
+          <w:p>
+            <w:pPr>
+              <w:spacing w:after="40" w:before="40"/>
+            </w:pPr>
+            <w:r>
+              <w:rPr>
+                <w:rFonts w:ascii="Arial" w:hAnsi="Arial"/>
+                <w:sz w:val="20"/>
+              </w:rPr>
+              <w:t>Annual parental consent record per student covering photo/media consent, emergency medical info, dietary/SEN needs, transport/off-site trip consent, and data-sharing consent. Approved by Safeguarding Officer or Admin only.</w:t>
+            </w:r>
+          </w:p>
+        </w:tc>
+        <w:tc>
+          <w:tcPr>
+            <w:tcW w:type="dxa" w:w="4426"/>
+            <w:shd w:val="clear" w:color="auto" w:fill="F3F4F6"/>
+          </w:tcPr>
+          <w:p>
+            <w:pPr>
+              <w:spacing w:after="40" w:before="40"/>
+            </w:pPr>
+            <w:r>
+              <w:rPr>
+                <w:rFonts w:ascii="Arial" w:hAnsi="Arial"/>
+                <w:sz w:val="20"/>
+              </w:rPr>
+              <w:t>A ConsentRecord cannot be approved by any role other than Safeguarding Officer or Admin; all five consent areas are captured on one annual record per student.</w:t>
+            </w:r>
+          </w:p>
+        </w:tc>
+      </w:tr>
+      <w:tr>
+        <w:tc>
+          <w:tcPr>
+            <w:tcW w:type="dxa" w:w="900"/>
+            <w:shd w:val="clear" w:color="auto" w:fill="FFFFFF"/>
+          </w:tcPr>
+          <w:p>
+            <w:pPr>
+              <w:spacing w:after="40" w:before="40"/>
+            </w:pPr>
+            <w:r>
+              <w:rPr>
+                <w:rFonts w:ascii="Arial" w:hAnsi="Arial"/>
+                <w:sz w:val="20"/>
+              </w:rPr>
+              <w:t>FR-002</w:t>
+            </w:r>
+          </w:p>
+        </w:tc>
+        <w:tc>
+          <w:tcPr>
+            <w:tcW w:type="dxa" w:w="3700"/>
+            <w:shd w:val="clear" w:color="auto" w:fill="FFFFFF"/>
+          </w:tcPr>
+          <w:p>
+            <w:pPr>
+              <w:spacing w:after="40" w:before="40"/>
+            </w:pPr>
+            <w:r>
+              <w:rPr>
+                <w:rFonts w:ascii="Arial" w:hAnsi="Arial"/>
+                <w:sz w:val="20"/>
+              </w:rPr>
+              <w:t>DBS check tracking for teachers. Whole-record access restricted to Admin and Safeguarding Officer only — Teacher and Approver have no access.</w:t>
+            </w:r>
+          </w:p>
+        </w:tc>
+        <w:tc>
+          <w:tcPr>
+            <w:tcW w:type="dxa" w:w="4426"/>
+            <w:shd w:val="clear" w:color="auto" w:fill="FFFFFF"/>
+          </w:tcPr>
+          <w:p>
+            <w:pPr>
+              <w:spacing w:after="40" w:before="40"/>
+            </w:pPr>
+            <w:r>
+              <w:rPr>
+                <w:rFonts w:ascii="Arial" w:hAnsi="Arial"/>
+                <w:sz w:val="20"/>
+              </w:rPr>
+              <w:t>Any attempt by Teacher/Approver to read a DbsCheck record is denied at the data-access layer (VLMS-LLD authorization model); verified by TC-007.</w:t>
+            </w:r>
+          </w:p>
+        </w:tc>
+      </w:tr>
+      <w:tr>
+        <w:tc>
+          <w:tcPr>
+            <w:tcW w:type="dxa" w:w="900"/>
+            <w:shd w:val="clear" w:color="auto" w:fill="F3F4F6"/>
+          </w:tcPr>
+          <w:p>
+            <w:pPr>
+              <w:spacing w:after="40" w:before="40"/>
+            </w:pPr>
+            <w:r>
+              <w:rPr>
+                <w:rFonts w:ascii="Arial" w:hAnsi="Arial"/>
+                <w:sz w:val="20"/>
+              </w:rPr>
+              <w:t>FR-003</w:t>
+            </w:r>
+          </w:p>
+        </w:tc>
+        <w:tc>
+          <w:tcPr>
+            <w:tcW w:type="dxa" w:w="3700"/>
+            <w:shd w:val="clear" w:color="auto" w:fill="F3F4F6"/>
+          </w:tcPr>
+          <w:p>
+            <w:pPr>
+              <w:spacing w:after="40" w:before="40"/>
+            </w:pPr>
+            <w:r>
+              <w:rPr>
+                <w:rFonts w:ascii="Arial" w:hAnsi="Arial"/>
+                <w:sz w:val="20"/>
+              </w:rPr>
+              <w:t>Expiry monitoring: consent and DBS expiry are tracked with escalating alerts; expired consent blocks lesson completion for that student until renewed.</w:t>
+            </w:r>
+          </w:p>
+        </w:tc>
+        <w:tc>
+          <w:tcPr>
+            <w:tcW w:type="dxa" w:w="4426"/>
+            <w:shd w:val="clear" w:color="auto" w:fill="F3F4F6"/>
+          </w:tcPr>
+          <w:p>
+            <w:pPr>
+              <w:spacing w:after="40" w:before="40"/>
+            </w:pPr>
+            <w:r>
+              <w:rPr>
+                <w:rFonts w:ascii="Arial" w:hAnsi="Arial"/>
+                <w:sz w:val="20"/>
+              </w:rPr>
+              <w:t>StudentLessonCompletion creation is blocked while the student's active ConsentRecord is expired or missing; verified by TC-002, TC-009.</w:t>
+            </w:r>
+          </w:p>
+        </w:tc>
+      </w:tr>
+      <w:tr>
+        <w:tc>
+          <w:tcPr>
+            <w:tcW w:type="dxa" w:w="900"/>
+            <w:shd w:val="clear" w:color="auto" w:fill="FFFFFF"/>
+          </w:tcPr>
+          <w:p>
+            <w:pPr>
+              <w:spacing w:after="40" w:before="40"/>
+            </w:pPr>
+            <w:r>
+              <w:rPr>
+                <w:rFonts w:ascii="Arial" w:hAnsi="Arial"/>
+                <w:sz w:val="20"/>
+              </w:rPr>
+              <w:t>FR-004</w:t>
+            </w:r>
+          </w:p>
+        </w:tc>
+        <w:tc>
+          <w:tcPr>
+            <w:tcW w:type="dxa" w:w="3700"/>
+            <w:shd w:val="clear" w:color="auto" w:fill="FFFFFF"/>
+          </w:tcPr>
+          <w:p>
+            <w:pPr>
+              <w:spacing w:after="40" w:before="40"/>
+            </w:pPr>
+            <w:r>
+              <w:rPr>
+                <w:rFonts w:ascii="Arial" w:hAnsi="Arial"/>
+                <w:sz w:val="20"/>
+              </w:rPr>
+              <w:t>A StudentGuardianLink is created only by Admin/Teacher at student registration — never by parent self-service — before a parent can access any progress, medical, or consent data for that child.</w:t>
+            </w:r>
+          </w:p>
+        </w:tc>
+        <w:tc>
+          <w:tcPr>
+            <w:tcW w:type="dxa" w:w="4426"/>
+            <w:shd w:val="clear" w:color="auto" w:fill="FFFFFF"/>
+          </w:tcPr>
+          <w:p>
+            <w:pPr>
+              <w:spacing w:after="40" w:before="40"/>
+            </w:pPr>
+            <w:r>
+              <w:rPr>
+                <w:rFonts w:ascii="Arial" w:hAnsi="Arial"/>
+                <w:sz w:val="20"/>
+              </w:rPr>
+              <w:t>No UI or API path exists for a parent to create or claim a StudentGuardianLink; verified by TC-012.</w:t>
+            </w:r>
+          </w:p>
+        </w:tc>
+      </w:tr>
+      <w:tr>
+        <w:tc>
+          <w:tcPr>
+            <w:tcW w:type="dxa" w:w="900"/>
+            <w:shd w:val="clear" w:color="auto" w:fill="F3F4F6"/>
+          </w:tcPr>
+          <w:p>
+            <w:pPr>
+              <w:spacing w:after="40" w:before="40"/>
+            </w:pPr>
+            <w:r>
+              <w:rPr>
+                <w:rFonts w:ascii="Arial" w:hAnsi="Arial"/>
+                <w:sz w:val="20"/>
+              </w:rPr>
+              <w:t>FR-005</w:t>
+            </w:r>
+          </w:p>
+        </w:tc>
+        <w:tc>
+          <w:tcPr>
+            <w:tcW w:type="dxa" w:w="3700"/>
+            <w:shd w:val="clear" w:color="auto" w:fill="F3F4F6"/>
+          </w:tcPr>
+          <w:p>
+            <w:pPr>
+              <w:spacing w:after="40" w:before="40"/>
+            </w:pPr>
+            <w:r>
+              <w:rPr>
+                <w:rFonts w:ascii="Arial" w:hAnsi="Arial"/>
+                <w:sz w:val="20"/>
+              </w:rPr>
+              <w:t>Every read of a DbsCheck record, or of a ConsentRecord's sensitive fields, is written to an audit log (who, what, when).</w:t>
+            </w:r>
+          </w:p>
+        </w:tc>
+        <w:tc>
+          <w:tcPr>
+            <w:tcW w:type="dxa" w:w="4426"/>
+            <w:shd w:val="clear" w:color="auto" w:fill="F3F4F6"/>
+          </w:tcPr>
+          <w:p>
+            <w:pPr>
+              <w:spacing w:after="40" w:before="40"/>
+            </w:pPr>
+            <w:r>
+              <w:rPr>
+                <w:rFonts w:ascii="Arial" w:hAnsi="Arial"/>
+                <w:sz w:val="20"/>
+              </w:rPr>
+              <w:t>A SensitiveDataAccessLog row is created on every such read, including read-only report/export access; verified by TC-011.</w:t>
+            </w:r>
+          </w:p>
+        </w:tc>
+      </w:tr>
+    </w:tbl>
+    <w:p>
+      <w:pPr>
+        <w:spacing w:after="80"/>
+      </w:pPr>
     </w:p>
     <w:p>
       <w:pPr>
-        <w:pStyle w:val="ListBullet"/>
-        <w:spacing w:after="60"/>
+        <w:spacing w:after="120" w:before="0"/>
       </w:pPr>
       <w:r>
         <w:rPr>
           <w:rFonts w:ascii="Arial" w:hAnsi="Arial"/>
+          <w:b w:val="0"/>
+          <w:i w:val="0"/>
           <w:sz w:val="22"/>
         </w:rPr>
-        <w:t>DBS (Disclosure and Barring Service) check tracking for teachers.</w:t>
-      </w:r>
-    </w:p>
-    <w:p>
-      <w:pPr>
-        <w:pStyle w:val="ListBullet"/>
-        <w:spacing w:after="60"/>
-      </w:pPr>
-      <w:r>
-        <w:rPr>
-          <w:rFonts w:ascii="Arial" w:hAnsi="Arial"/>
-          <w:sz w:val="22"/>
-        </w:rPr>
-        <w:t>Expiry monitoring: consent and DBS expiry are tracked, with escalating alerts, and expired consent blocks lesson completion for that student until renewed.</w:t>
+        <w:t>Each of FR-001 to FR-005 traces to BR-003 (VLMS-RTM).</w:t>
       </w:r>
     </w:p>
     <w:p>
@@ -1050,6 +1466,19 @@
     </w:p>
     <w:p>
       <w:pPr>
+        <w:pStyle w:val="ListBullet"/>
+        <w:spacing w:after="60"/>
+      </w:pPr>
+      <w:r>
+        <w:rPr>
+          <w:rFonts w:ascii="Arial" w:hAnsi="Arial"/>
+          <w:sz w:val="22"/>
+        </w:rPr>
+        <w:t>Parents get both an in-app dashboard (view own child's progress, certificates, badges) AND proactive notifications (e.g. email on lesson completion/rank promotion, consent-expiry reminders) — not dashboard-only.</w:t>
+      </w:r>
+    </w:p>
+    <w:p>
+      <w:pPr>
         <w:spacing w:after="120" w:before="0"/>
       </w:pPr>
       <w:r>
@@ -1059,7 +1488,7 @@
           <w:i w:val="0"/>
           <w:sz w:val="22"/>
         </w:rPr>
-        <w:t>Parents get both an in-app dashboard (view own child's progress, certificates, badges) AND proactive notifications (e.g. email on lesson completion/rank promotion, consent-expiry reminders).</w:t>
+        <w:t>[TBC – owner: Philip] Discrete FR-nnn numbering has not yet been assigned to this area.</w:t>
       </w:r>
     </w:p>
     <w:p>
@@ -1106,22 +1535,6 @@
     </w:p>
     <w:p>
       <w:pPr>
-        <w:keepNext/>
-        <w:spacing w:before="280" w:after="120"/>
-        <w:outlineLvl w:val="0"/>
-      </w:pPr>
-      <w:r>
-        <w:rPr>
-          <w:rFonts w:ascii="Arial" w:hAnsi="Arial"/>
-          <w:b/>
-          <w:color w:val="111827"/>
-          <w:sz w:val="32"/>
-        </w:rPr>
-        <w:t>4. Acceptance criteria</w:t>
-      </w:r>
-    </w:p>
-    <w:p>
-      <w:pPr>
         <w:spacing w:after="120" w:before="0"/>
       </w:pPr>
       <w:r>
@@ -1131,7 +1544,7 @@
           <w:i w:val="0"/>
           <w:sz w:val="22"/>
         </w:rPr>
-        <w:t>[TBC – owner: Philip] acceptance-criteria.md is not yet started; no discrete acceptance criteria have been recorded against the functional requirements above.</w:t>
+        <w:t>[TBC – owner: Philip] Discrete FR-nnn numbering has not yet been assigned to this area.</w:t>
       </w:r>
     </w:p>
     <w:p>
@@ -1147,7 +1560,7 @@
           <w:color w:val="111827"/>
           <w:sz w:val="32"/>
         </w:rPr>
-        <w:t>5. Business rules</w:t>
+        <w:t>4. Business rules</w:t>
       </w:r>
     </w:p>
     <w:p>
@@ -1160,7 +1573,7 @@
           <w:rFonts w:ascii="Arial" w:hAnsi="Arial"/>
           <w:sz w:val="22"/>
         </w:rPr>
-        <w:t>Expired consent blocks StudentLessonCompletion creation for that student until renewed.</w:t>
+        <w:t>Auto-promotion rule: all active lessons in the current rank complete → promote; at the final rank, Student.Status becomes Graduated instead of advancing further.</w:t>
       </w:r>
     </w:p>
     <w:p>
@@ -1173,7 +1586,7 @@
           <w:rFonts w:ascii="Arial" w:hAnsi="Arial"/>
           <w:sz w:val="22"/>
         </w:rPr>
-        <w:t>Auto-promotion fires only when every active Lesson in the student's current Rank is complete.</w:t>
+        <w:t>Consent-expiry blocking rule (hard business rule): expired or missing consent blocks lesson completion.</w:t>
       </w:r>
     </w:p>
     <w:p>
@@ -1186,7 +1599,20 @@
           <w:rFonts w:ascii="Arial" w:hAnsi="Arial"/>
           <w:sz w:val="22"/>
         </w:rPr>
-        <w:t>The Approver role's remit is curriculum/lesson-change approval only — no role in consent or DBS approval, no access to DBS records.</w:t>
+        <w:t>The Approver role's remit is curriculum/lesson-change approval only; it has no role in consent or DBS approval.</w:t>
+      </w:r>
+    </w:p>
+    <w:p>
+      <w:pPr>
+        <w:pStyle w:val="ListBullet"/>
+        <w:spacing w:after="60"/>
+      </w:pPr>
+      <w:r>
+        <w:rPr>
+          <w:rFonts w:ascii="Arial" w:hAnsi="Arial"/>
+          <w:sz w:val="22"/>
+        </w:rPr>
+        <w:t>A single user may hold more than one role (e.g. a Teacher who is also the Approver) — data-design.md (UserRole).</w:t>
       </w:r>
     </w:p>
     <w:p>
@@ -1202,7 +1628,7 @@
           <w:color w:val="111827"/>
           <w:sz w:val="32"/>
         </w:rPr>
-        <w:t>6. Interface requirements</w:t>
+        <w:t>5. Interface requirements</w:t>
       </w:r>
     </w:p>
     <w:p>
@@ -1216,7 +1642,7 @@
           <w:i w:val="0"/>
           <w:sz w:val="22"/>
         </w:rPr>
-        <w:t>No external system interfaces are required (integration.md — standalone application, no existing membership/payments/calendar/booking system integration). Outbound-only transactional email via Azure Communication Services Email (notifications, expiry reminders, no inbound email handling in scope).</w:t>
+        <w:t>None — VLMS is standalone; no external system integration is required (integration.md). Outbound email only, as a generic transactional-email capability, not integration with a specific platform.</w:t>
       </w:r>
     </w:p>
     <w:p>
@@ -1232,7 +1658,7 @@
           <w:color w:val="111827"/>
           <w:sz w:val="32"/>
         </w:rPr>
-        <w:t>7. Data requirements</w:t>
+        <w:t>6. Data requirements (entities, ownership, migration scope)</w:t>
       </w:r>
     </w:p>
     <w:p>
@@ -1246,7 +1672,35 @@
           <w:i w:val="0"/>
           <w:sz w:val="22"/>
         </w:rPr>
-        <w:t>Entities, ownership and migration scope are detailed in VLMS-LLD (data-design.md), to keep the schema in one authoritative place. Migration scope: none — clean start, no migration of historical spreadsheet data (A-003).</w:t>
+        <w:t>Entities: see VLMS-LLD section 2 for the full data model (Rank, Lesson, LessonChangeProposal, Student, ParentGuardian, StudentGuardianLink, StudentLessonCompletion, Certificate, RankBadge, StudentBadge, StudentRankProgress, ConsentRecord, DbsCheck, AppUser, UserRole, SensitiveDataAccessLog).</w:t>
+      </w:r>
+    </w:p>
+    <w:p>
+      <w:pPr>
+        <w:spacing w:after="120" w:before="0"/>
+      </w:pPr>
+      <w:r>
+        <w:rPr>
+          <w:rFonts w:ascii="Arial" w:hAnsi="Arial"/>
+          <w:b w:val="0"/>
+          <w:i w:val="0"/>
+          <w:sz w:val="22"/>
+        </w:rPr>
+        <w:t>Ownership: this database is the sole system of record — no external source of truth (integration.md).</w:t>
+      </w:r>
+    </w:p>
+    <w:p>
+      <w:pPr>
+        <w:spacing w:after="120" w:before="0"/>
+      </w:pPr>
+      <w:r>
+        <w:rPr>
+          <w:rFonts w:ascii="Arial" w:hAnsi="Arial"/>
+          <w:b w:val="0"/>
+          <w:i w:val="0"/>
+          <w:sz w:val="22"/>
+        </w:rPr>
+        <w:t>Migration: none — clean start; no historical spreadsheet data is migrated (A-003, VLMS-RAID).</w:t>
       </w:r>
     </w:p>
     <w:p>
@@ -1262,7 +1716,7 @@
           <w:color w:val="111827"/>
           <w:sz w:val="32"/>
         </w:rPr>
-        <w:t>8. Reporting and audit requirements</w:t>
+        <w:t>7. Reporting and audit requirements</w:t>
       </w:r>
     </w:p>
     <w:p>
@@ -1276,7 +1730,7 @@
           <w:i w:val="0"/>
           <w:sz w:val="22"/>
         </w:rPr>
-        <w:t>Core progress reports and at-risk/disengaged flagging (section 3.5). Certificates and badges are real tracked records (Certificate, StudentBadge) providing an audit trail of who received what and when, rather than implicit/ad hoc records.</w:t>
+        <w:t>Core progress reports and at-risk flagging (section 3.5). Audit requirements: certificates/badges as tracked records with an audit trail of who received what and when; SensitiveDataAccessLog for every read of DbsCheck/ConsentRecord sensitive fields (FR-005).</w:t>
       </w:r>
     </w:p>
     <w:sectPr>

--- a/gates/design/VLMS_SRS.docx
+++ b/gates/design/VLMS_SRS.docx
@@ -201,7 +201,7 @@
                 <w:rFonts w:ascii="Arial" w:hAnsi="Arial"/>
                 <w:sz w:val="20"/>
               </w:rPr>
-              <w:t>1.1</w:t>
+              <w:t>1.2</w:t>
             </w:r>
           </w:p>
         </w:tc>
@@ -744,6 +744,80 @@
           </w:p>
         </w:tc>
       </w:tr>
+      <w:tr>
+        <w:tc>
+          <w:tcPr>
+            <w:tcW w:type="dxa" w:w="1150"/>
+            <w:shd w:val="clear" w:color="auto" w:fill="F3F4F6"/>
+          </w:tcPr>
+          <w:p>
+            <w:pPr>
+              <w:spacing w:after="40" w:before="40"/>
+            </w:pPr>
+            <w:r>
+              <w:rPr>
+                <w:rFonts w:ascii="Arial" w:hAnsi="Arial"/>
+                <w:sz w:val="20"/>
+              </w:rPr>
+              <w:t>1.2</w:t>
+            </w:r>
+          </w:p>
+        </w:tc>
+        <w:tc>
+          <w:tcPr>
+            <w:tcW w:type="dxa" w:w="1500"/>
+            <w:shd w:val="clear" w:color="auto" w:fill="F3F4F6"/>
+          </w:tcPr>
+          <w:p>
+            <w:pPr>
+              <w:spacing w:after="40" w:before="40"/>
+            </w:pPr>
+            <w:r>
+              <w:rPr>
+                <w:rFonts w:ascii="Arial" w:hAnsi="Arial"/>
+                <w:sz w:val="20"/>
+              </w:rPr>
+              <w:t>17 July 2026</w:t>
+            </w:r>
+          </w:p>
+        </w:tc>
+        <w:tc>
+          <w:tcPr>
+            <w:tcW w:type="dxa" w:w="2700"/>
+            <w:shd w:val="clear" w:color="auto" w:fill="F3F4F6"/>
+          </w:tcPr>
+          <w:p>
+            <w:pPr>
+              <w:spacing w:after="40" w:before="40"/>
+            </w:pPr>
+            <w:r>
+              <w:rPr>
+                <w:rFonts w:ascii="Arial" w:hAnsi="Arial"/>
+                <w:sz w:val="20"/>
+              </w:rPr>
+              <w:t>Philip</w:t>
+            </w:r>
+          </w:p>
+        </w:tc>
+        <w:tc>
+          <w:tcPr>
+            <w:tcW w:type="dxa" w:w="3676"/>
+            <w:shd w:val="clear" w:color="auto" w:fill="F3F4F6"/>
+          </w:tcPr>
+          <w:p>
+            <w:pPr>
+              <w:spacing w:after="40" w:before="40"/>
+            </w:pPr>
+            <w:r>
+              <w:rPr>
+                <w:rFonts w:ascii="Arial" w:hAnsi="Arial"/>
+                <w:sz w:val="20"/>
+              </w:rPr>
+              <w:t>Re-render addressing second design-gate review: FR-005 annotated to reflect that the sensitive fields it covers now live in the dedicated ConsentSensitiveDetails entity (ADR-0004), not on ConsentRecord itself; data requirements (section 6) and reporting/audit requirements (section 7) updated for the entity split; FR-002 acceptance criteria updated to note TC-007 also verifies ConsentRecord.Status/ExpiryDate remain readable to Teacher.</w:t>
+            </w:r>
+          </w:p>
+        </w:tc>
+      </w:tr>
     </w:tbl>
     <w:p>
       <w:pPr>
@@ -785,7 +859,7 @@
     </w:p>
     <w:p>
       <w:pPr>
-        <w:spacing w:after="200" w:before="0"/>
+        <w:spacing w:after="120" w:before="0"/>
       </w:pPr>
       <w:r>
         <w:rPr>
@@ -1064,7 +1138,21 @@
           <w:i w:val="0"/>
           <w:sz w:val="22"/>
         </w:rPr>
-        <w:t>Discrete FR-nnn numbering assigned here specifically, given the safeguarding weight of this module (per design review).</w:t>
+        <w:t>Discrete FR-nnn numbering assigned here specifically, given the safeguarding weight of this module (per design review). Each of FR-001 to FR-005 traces to BR-003 (VLMS-RTM).</w:t>
+      </w:r>
+    </w:p>
+    <w:p>
+      <w:pPr>
+        <w:spacing w:after="120" w:before="0"/>
+      </w:pPr>
+      <w:r>
+        <w:rPr>
+          <w:rFonts w:ascii="Arial" w:hAnsi="Arial"/>
+          <w:b w:val="0"/>
+          <w:i w:val="0"/>
+          <w:sz w:val="22"/>
+        </w:rPr>
+        <w:t>Design-level correction carried forward from ADR-0004 (not a change to these requirements' scope, but essential context for reading FR-002/FR-005 correctly): the sensitive fields referred to below now live in a dedicated ConsentSensitiveDetails entity, split out from ConsentRecord, because an EF Core global query filter can restrict a whole row but cannot mask individual columns within a row a role (Teacher) otherwise legitimately needs.</w:t>
       </w:r>
     </w:p>
     <w:tbl>
@@ -1089,7 +1177,7 @@
       <w:tr>
         <w:tc>
           <w:tcPr>
-            <w:tcW w:type="dxa" w:w="900"/>
+            <w:tcW w:type="dxa" w:w="700"/>
             <w:shd w:val="clear" w:color="auto" w:fill="374151"/>
           </w:tcPr>
           <w:p>
@@ -1109,7 +1197,7 @@
         </w:tc>
         <w:tc>
           <w:tcPr>
-            <w:tcW w:type="dxa" w:w="3700"/>
+            <w:tcW w:type="dxa" w:w="4200"/>
             <w:shd w:val="clear" w:color="auto" w:fill="374151"/>
           </w:tcPr>
           <w:p>
@@ -1129,7 +1217,7 @@
         </w:tc>
         <w:tc>
           <w:tcPr>
-            <w:tcW w:type="dxa" w:w="4426"/>
+            <w:tcW w:type="dxa" w:w="4126"/>
             <w:shd w:val="clear" w:color="auto" w:fill="374151"/>
           </w:tcPr>
           <w:p>
@@ -1151,7 +1239,7 @@
       <w:tr>
         <w:tc>
           <w:tcPr>
-            <w:tcW w:type="dxa" w:w="900"/>
+            <w:tcW w:type="dxa" w:w="700"/>
             <w:shd w:val="clear" w:color="auto" w:fill="F3F4F6"/>
           </w:tcPr>
           <w:p>
@@ -1169,7 +1257,7 @@
         </w:tc>
         <w:tc>
           <w:tcPr>
-            <w:tcW w:type="dxa" w:w="3700"/>
+            <w:tcW w:type="dxa" w:w="4200"/>
             <w:shd w:val="clear" w:color="auto" w:fill="F3F4F6"/>
           </w:tcPr>
           <w:p>
@@ -1187,7 +1275,7 @@
         </w:tc>
         <w:tc>
           <w:tcPr>
-            <w:tcW w:type="dxa" w:w="4426"/>
+            <w:tcW w:type="dxa" w:w="4126"/>
             <w:shd w:val="clear" w:color="auto" w:fill="F3F4F6"/>
           </w:tcPr>
           <w:p>
@@ -1199,7 +1287,7 @@
                 <w:rFonts w:ascii="Arial" w:hAnsi="Arial"/>
                 <w:sz w:val="20"/>
               </w:rPr>
-              <w:t>A ConsentRecord cannot be approved by any role other than Safeguarding Officer or Admin; all five consent areas are captured on one annual record per student.</w:t>
+              <w:t>A ConsentRecord cannot be approved by any role other than Safeguarding Officer or Admin; all five consent areas are captured on one annual record per student (the medical/dietary-SEN/emergency-contact areas are held on the linked ConsentSensitiveDetails row).</w:t>
             </w:r>
           </w:p>
         </w:tc>
@@ -1207,7 +1295,7 @@
       <w:tr>
         <w:tc>
           <w:tcPr>
-            <w:tcW w:type="dxa" w:w="900"/>
+            <w:tcW w:type="dxa" w:w="700"/>
             <w:shd w:val="clear" w:color="auto" w:fill="FFFFFF"/>
           </w:tcPr>
           <w:p>
@@ -1225,7 +1313,7 @@
         </w:tc>
         <w:tc>
           <w:tcPr>
-            <w:tcW w:type="dxa" w:w="3700"/>
+            <w:tcW w:type="dxa" w:w="4200"/>
             <w:shd w:val="clear" w:color="auto" w:fill="FFFFFF"/>
           </w:tcPr>
           <w:p>
@@ -1243,7 +1331,7 @@
         </w:tc>
         <w:tc>
           <w:tcPr>
-            <w:tcW w:type="dxa" w:w="4426"/>
+            <w:tcW w:type="dxa" w:w="4126"/>
             <w:shd w:val="clear" w:color="auto" w:fill="FFFFFF"/>
           </w:tcPr>
           <w:p>
@@ -1255,7 +1343,7 @@
                 <w:rFonts w:ascii="Arial" w:hAnsi="Arial"/>
                 <w:sz w:val="20"/>
               </w:rPr>
-              <w:t>Any attempt by Teacher/Approver to read a DbsCheck record is denied at the data-access layer (VLMS-LLD authorization model); verified by TC-007.</w:t>
+              <w:t>Any attempt by Teacher/Approver to read a DbsCheck record is denied at the data-access layer (VLMS-LLD authorization model); verified by TC-007, which also confirms Teacher can still read the same student's ConsentRecord.Status/ExpiryDate.</w:t>
             </w:r>
           </w:p>
         </w:tc>
@@ -1263,7 +1351,7 @@
       <w:tr>
         <w:tc>
           <w:tcPr>
-            <w:tcW w:type="dxa" w:w="900"/>
+            <w:tcW w:type="dxa" w:w="700"/>
             <w:shd w:val="clear" w:color="auto" w:fill="F3F4F6"/>
           </w:tcPr>
           <w:p>
@@ -1281,7 +1369,7 @@
         </w:tc>
         <w:tc>
           <w:tcPr>
-            <w:tcW w:type="dxa" w:w="3700"/>
+            <w:tcW w:type="dxa" w:w="4200"/>
             <w:shd w:val="clear" w:color="auto" w:fill="F3F4F6"/>
           </w:tcPr>
           <w:p>
@@ -1299,7 +1387,7 @@
         </w:tc>
         <w:tc>
           <w:tcPr>
-            <w:tcW w:type="dxa" w:w="4426"/>
+            <w:tcW w:type="dxa" w:w="4126"/>
             <w:shd w:val="clear" w:color="auto" w:fill="F3F4F6"/>
           </w:tcPr>
           <w:p>
@@ -1319,7 +1407,7 @@
       <w:tr>
         <w:tc>
           <w:tcPr>
-            <w:tcW w:type="dxa" w:w="900"/>
+            <w:tcW w:type="dxa" w:w="700"/>
             <w:shd w:val="clear" w:color="auto" w:fill="FFFFFF"/>
           </w:tcPr>
           <w:p>
@@ -1337,7 +1425,7 @@
         </w:tc>
         <w:tc>
           <w:tcPr>
-            <w:tcW w:type="dxa" w:w="3700"/>
+            <w:tcW w:type="dxa" w:w="4200"/>
             <w:shd w:val="clear" w:color="auto" w:fill="FFFFFF"/>
           </w:tcPr>
           <w:p>
@@ -1355,7 +1443,7 @@
         </w:tc>
         <w:tc>
           <w:tcPr>
-            <w:tcW w:type="dxa" w:w="4426"/>
+            <w:tcW w:type="dxa" w:w="4126"/>
             <w:shd w:val="clear" w:color="auto" w:fill="FFFFFF"/>
           </w:tcPr>
           <w:p>
@@ -1375,7 +1463,7 @@
       <w:tr>
         <w:tc>
           <w:tcPr>
-            <w:tcW w:type="dxa" w:w="900"/>
+            <w:tcW w:type="dxa" w:w="700"/>
             <w:shd w:val="clear" w:color="auto" w:fill="F3F4F6"/>
           </w:tcPr>
           <w:p>
@@ -1393,7 +1481,7 @@
         </w:tc>
         <w:tc>
           <w:tcPr>
-            <w:tcW w:type="dxa" w:w="3700"/>
+            <w:tcW w:type="dxa" w:w="4200"/>
             <w:shd w:val="clear" w:color="auto" w:fill="F3F4F6"/>
           </w:tcPr>
           <w:p>
@@ -1411,7 +1499,7 @@
         </w:tc>
         <w:tc>
           <w:tcPr>
-            <w:tcW w:type="dxa" w:w="4426"/>
+            <w:tcW w:type="dxa" w:w="4126"/>
             <w:shd w:val="clear" w:color="auto" w:fill="F3F4F6"/>
           </w:tcPr>
           <w:p>
@@ -1423,7 +1511,7 @@
                 <w:rFonts w:ascii="Arial" w:hAnsi="Arial"/>
                 <w:sz w:val="20"/>
               </w:rPr>
-              <w:t>A SensitiveDataAccessLog row is created on every such read, including read-only report/export access; verified by TC-011.</w:t>
+              <w:t>A SensitiveDataAccessLog row is created on every such read of DbsCheck or ConsentSensitiveDetails (the entity the sensitive fields referred to here now live on, per ADR-0004), written via a DbCommandInterceptor registered on the DbContext; includes read-only report/export access; verified by TC-011.</w:t>
             </w:r>
           </w:p>
         </w:tc>
@@ -1433,20 +1521,6 @@
       <w:pPr>
         <w:spacing w:after="80"/>
       </w:pPr>
-    </w:p>
-    <w:p>
-      <w:pPr>
-        <w:spacing w:after="120" w:before="0"/>
-      </w:pPr>
-      <w:r>
-        <w:rPr>
-          <w:rFonts w:ascii="Arial" w:hAnsi="Arial"/>
-          <w:b w:val="0"/>
-          <w:i w:val="0"/>
-          <w:sz w:val="22"/>
-        </w:rPr>
-        <w:t>Each of FR-001 to FR-005 traces to BR-003 (VLMS-RTM).</w:t>
-      </w:r>
     </w:p>
     <w:p>
       <w:pPr>
@@ -1586,7 +1660,7 @@
           <w:rFonts w:ascii="Arial" w:hAnsi="Arial"/>
           <w:sz w:val="22"/>
         </w:rPr>
-        <w:t>Consent-expiry blocking rule (hard business rule): expired or missing consent blocks lesson completion.</w:t>
+        <w:t>Consent-expiry blocking rule (hard business rule): expired or missing consent blocks lesson completion. This check reads only the non-sensitive ConsentRecord fields (Status/ExpiryDate) — it never reads ConsentSensitiveDetails.</w:t>
       </w:r>
     </w:p>
     <w:p>
@@ -1672,7 +1746,7 @@
           <w:i w:val="0"/>
           <w:sz w:val="22"/>
         </w:rPr>
-        <w:t>Entities: see VLMS-LLD section 2 for the full data model (Rank, Lesson, LessonChangeProposal, Student, ParentGuardian, StudentGuardianLink, StudentLessonCompletion, Certificate, RankBadge, StudentBadge, StudentRankProgress, ConsentRecord, DbsCheck, AppUser, UserRole, SensitiveDataAccessLog).</w:t>
+        <w:t>Entities: see VLMS-LLD section 2 for the full data model (Rank, Lesson, LessonChangeProposal, Student, ParentGuardian, StudentGuardianLink, StudentLessonCompletion, Certificate, RankBadge, StudentBadge, StudentRankProgress, ConsentRecord, ConsentSensitiveDetails, DbsCheck, AppUser, UserRole, SensitiveDataAccessLog). ConsentRecord and ConsentSensitiveDetails are two entities, in a 1:1 relationship, since a second design review found that the original single-entity, column-masked design could not be enforced by the EF Core global query filter mechanism chosen for it (ADR-0004).</w:t>
       </w:r>
     </w:p>
     <w:p>
@@ -1730,7 +1804,7 @@
           <w:i w:val="0"/>
           <w:sz w:val="22"/>
         </w:rPr>
-        <w:t>Core progress reports and at-risk flagging (section 3.5). Audit requirements: certificates/badges as tracked records with an audit trail of who received what and when; SensitiveDataAccessLog for every read of DbsCheck/ConsentRecord sensitive fields (FR-005).</w:t>
+        <w:t>Core progress reports and at-risk flagging (section 3.5). Audit requirements: certificates/badges as tracked records with an audit trail of who received what and when; SensitiveDataAccessLog for every read of DbsCheck/ConsentSensitiveDetails (FR-005), written by a DbCommandInterceptor and retained 6 years with UPDATE/DELETE denied at the database permission level (ADR-0004).</w:t>
       </w:r>
     </w:p>
     <w:sectPr>

--- a/gates/design/VLMS_SRS.docx
+++ b/gates/design/VLMS_SRS.docx
@@ -201,7 +201,7 @@
                 <w:rFonts w:ascii="Arial" w:hAnsi="Arial"/>
                 <w:sz w:val="20"/>
               </w:rPr>
-              <w:t>1.2</w:t>
+              <w:t>1.3</w:t>
             </w:r>
           </w:p>
         </w:tc>
@@ -818,6 +818,80 @@
           </w:p>
         </w:tc>
       </w:tr>
+      <w:tr>
+        <w:tc>
+          <w:tcPr>
+            <w:tcW w:type="dxa" w:w="1150"/>
+            <w:shd w:val="clear" w:color="auto" w:fill="FFFFFF"/>
+          </w:tcPr>
+          <w:p>
+            <w:pPr>
+              <w:spacing w:after="40" w:before="40"/>
+            </w:pPr>
+            <w:r>
+              <w:rPr>
+                <w:rFonts w:ascii="Arial" w:hAnsi="Arial"/>
+                <w:sz w:val="20"/>
+              </w:rPr>
+              <w:t>1.3</w:t>
+            </w:r>
+          </w:p>
+        </w:tc>
+        <w:tc>
+          <w:tcPr>
+            <w:tcW w:type="dxa" w:w="1500"/>
+            <w:shd w:val="clear" w:color="auto" w:fill="FFFFFF"/>
+          </w:tcPr>
+          <w:p>
+            <w:pPr>
+              <w:spacing w:after="40" w:before="40"/>
+            </w:pPr>
+            <w:r>
+              <w:rPr>
+                <w:rFonts w:ascii="Arial" w:hAnsi="Arial"/>
+                <w:sz w:val="20"/>
+              </w:rPr>
+              <w:t>17 July 2026</w:t>
+            </w:r>
+          </w:p>
+        </w:tc>
+        <w:tc>
+          <w:tcPr>
+            <w:tcW w:type="dxa" w:w="2700"/>
+            <w:shd w:val="clear" w:color="auto" w:fill="FFFFFF"/>
+          </w:tcPr>
+          <w:p>
+            <w:pPr>
+              <w:spacing w:after="40" w:before="40"/>
+            </w:pPr>
+            <w:r>
+              <w:rPr>
+                <w:rFonts w:ascii="Arial" w:hAnsi="Arial"/>
+                <w:sz w:val="20"/>
+              </w:rPr>
+              <w:t>Philip</w:t>
+            </w:r>
+          </w:p>
+        </w:tc>
+        <w:tc>
+          <w:tcPr>
+            <w:tcW w:type="dxa" w:w="3676"/>
+            <w:shd w:val="clear" w:color="auto" w:fill="FFFFFF"/>
+          </w:tcPr>
+          <w:p>
+            <w:pPr>
+              <w:spacing w:after="40" w:before="40"/>
+            </w:pPr>
+            <w:r>
+              <w:rPr>
+                <w:rFonts w:ascii="Arial" w:hAnsi="Arial"/>
+                <w:sz w:val="20"/>
+              </w:rPr>
+              <w:t>Re-render addressing third design-gate review (Important finding, now fixed): the read-audit write mechanism named in FR-005's acceptance criteria and section 7 corrected from DbCommandInterceptor to an IMaterializationInterceptor — the pass-2 mechanism operated on raw SQL/DbDataReader with no reliable typed EntityId; the corrected mechanism fires once per materialized entity with direct typed access, correct even across EF's compiled-query cache (ADR-0004).</w:t>
+            </w:r>
+          </w:p>
+        </w:tc>
+      </w:tr>
     </w:tbl>
     <w:p>
       <w:pPr>
@@ -1177,7 +1251,7 @@
       <w:tr>
         <w:tc>
           <w:tcPr>
-            <w:tcW w:type="dxa" w:w="700"/>
+            <w:tcW w:type="dxa" w:w="900"/>
             <w:shd w:val="clear" w:color="auto" w:fill="374151"/>
           </w:tcPr>
           <w:p>
@@ -1197,7 +1271,7 @@
         </w:tc>
         <w:tc>
           <w:tcPr>
-            <w:tcW w:type="dxa" w:w="4200"/>
+            <w:tcW w:type="dxa" w:w="3900"/>
             <w:shd w:val="clear" w:color="auto" w:fill="374151"/>
           </w:tcPr>
           <w:p>
@@ -1217,7 +1291,7 @@
         </w:tc>
         <w:tc>
           <w:tcPr>
-            <w:tcW w:type="dxa" w:w="4126"/>
+            <w:tcW w:type="dxa" w:w="4226"/>
             <w:shd w:val="clear" w:color="auto" w:fill="374151"/>
           </w:tcPr>
           <w:p>
@@ -1239,7 +1313,7 @@
       <w:tr>
         <w:tc>
           <w:tcPr>
-            <w:tcW w:type="dxa" w:w="700"/>
+            <w:tcW w:type="dxa" w:w="900"/>
             <w:shd w:val="clear" w:color="auto" w:fill="F3F4F6"/>
           </w:tcPr>
           <w:p>
@@ -1257,7 +1331,7 @@
         </w:tc>
         <w:tc>
           <w:tcPr>
-            <w:tcW w:type="dxa" w:w="4200"/>
+            <w:tcW w:type="dxa" w:w="3900"/>
             <w:shd w:val="clear" w:color="auto" w:fill="F3F4F6"/>
           </w:tcPr>
           <w:p>
@@ -1275,7 +1349,7 @@
         </w:tc>
         <w:tc>
           <w:tcPr>
-            <w:tcW w:type="dxa" w:w="4126"/>
+            <w:tcW w:type="dxa" w:w="4226"/>
             <w:shd w:val="clear" w:color="auto" w:fill="F3F4F6"/>
           </w:tcPr>
           <w:p>
@@ -1295,7 +1369,7 @@
       <w:tr>
         <w:tc>
           <w:tcPr>
-            <w:tcW w:type="dxa" w:w="700"/>
+            <w:tcW w:type="dxa" w:w="900"/>
             <w:shd w:val="clear" w:color="auto" w:fill="FFFFFF"/>
           </w:tcPr>
           <w:p>
@@ -1313,7 +1387,7 @@
         </w:tc>
         <w:tc>
           <w:tcPr>
-            <w:tcW w:type="dxa" w:w="4200"/>
+            <w:tcW w:type="dxa" w:w="3900"/>
             <w:shd w:val="clear" w:color="auto" w:fill="FFFFFF"/>
           </w:tcPr>
           <w:p>
@@ -1331,7 +1405,7 @@
         </w:tc>
         <w:tc>
           <w:tcPr>
-            <w:tcW w:type="dxa" w:w="4126"/>
+            <w:tcW w:type="dxa" w:w="4226"/>
             <w:shd w:val="clear" w:color="auto" w:fill="FFFFFF"/>
           </w:tcPr>
           <w:p>
@@ -1351,7 +1425,7 @@
       <w:tr>
         <w:tc>
           <w:tcPr>
-            <w:tcW w:type="dxa" w:w="700"/>
+            <w:tcW w:type="dxa" w:w="900"/>
             <w:shd w:val="clear" w:color="auto" w:fill="F3F4F6"/>
           </w:tcPr>
           <w:p>
@@ -1369,7 +1443,7 @@
         </w:tc>
         <w:tc>
           <w:tcPr>
-            <w:tcW w:type="dxa" w:w="4200"/>
+            <w:tcW w:type="dxa" w:w="3900"/>
             <w:shd w:val="clear" w:color="auto" w:fill="F3F4F6"/>
           </w:tcPr>
           <w:p>
@@ -1387,7 +1461,7 @@
         </w:tc>
         <w:tc>
           <w:tcPr>
-            <w:tcW w:type="dxa" w:w="4126"/>
+            <w:tcW w:type="dxa" w:w="4226"/>
             <w:shd w:val="clear" w:color="auto" w:fill="F3F4F6"/>
           </w:tcPr>
           <w:p>
@@ -1407,7 +1481,7 @@
       <w:tr>
         <w:tc>
           <w:tcPr>
-            <w:tcW w:type="dxa" w:w="700"/>
+            <w:tcW w:type="dxa" w:w="900"/>
             <w:shd w:val="clear" w:color="auto" w:fill="FFFFFF"/>
           </w:tcPr>
           <w:p>
@@ -1425,7 +1499,7 @@
         </w:tc>
         <w:tc>
           <w:tcPr>
-            <w:tcW w:type="dxa" w:w="4200"/>
+            <w:tcW w:type="dxa" w:w="3900"/>
             <w:shd w:val="clear" w:color="auto" w:fill="FFFFFF"/>
           </w:tcPr>
           <w:p>
@@ -1443,7 +1517,7 @@
         </w:tc>
         <w:tc>
           <w:tcPr>
-            <w:tcW w:type="dxa" w:w="4126"/>
+            <w:tcW w:type="dxa" w:w="4226"/>
             <w:shd w:val="clear" w:color="auto" w:fill="FFFFFF"/>
           </w:tcPr>
           <w:p>
@@ -1463,7 +1537,7 @@
       <w:tr>
         <w:tc>
           <w:tcPr>
-            <w:tcW w:type="dxa" w:w="700"/>
+            <w:tcW w:type="dxa" w:w="900"/>
             <w:shd w:val="clear" w:color="auto" w:fill="F3F4F6"/>
           </w:tcPr>
           <w:p>
@@ -1481,7 +1555,7 @@
         </w:tc>
         <w:tc>
           <w:tcPr>
-            <w:tcW w:type="dxa" w:w="4200"/>
+            <w:tcW w:type="dxa" w:w="3900"/>
             <w:shd w:val="clear" w:color="auto" w:fill="F3F4F6"/>
           </w:tcPr>
           <w:p>
@@ -1499,7 +1573,7 @@
         </w:tc>
         <w:tc>
           <w:tcPr>
-            <w:tcW w:type="dxa" w:w="4126"/>
+            <w:tcW w:type="dxa" w:w="4226"/>
             <w:shd w:val="clear" w:color="auto" w:fill="F3F4F6"/>
           </w:tcPr>
           <w:p>
@@ -1511,7 +1585,7 @@
                 <w:rFonts w:ascii="Arial" w:hAnsi="Arial"/>
                 <w:sz w:val="20"/>
               </w:rPr>
-              <w:t>A SensitiveDataAccessLog row is created on every such read of DbsCheck or ConsentSensitiveDetails (the entity the sensitive fields referred to here now live on, per ADR-0004), written via a DbCommandInterceptor registered on the DbContext; includes read-only report/export access; verified by TC-011.</w:t>
+              <w:t>A SensitiveDataAccessLog row is created on every such read of DbsCheck or ConsentSensitiveDetails (the entity the sensitive fields referred to here now live on, per ADR-0004), written via an IMaterializationInterceptor registered on the DbContext (fires once per materialized entity, direct typed access, correct even across EF's compiled-query cache); includes read-only report/export access, and a multi-row read (e.g. several DbsCheck records listed at once) writes one entry per row; verified by TC-011.</w:t>
             </w:r>
           </w:p>
         </w:tc>
@@ -1804,7 +1878,7 @@
           <w:i w:val="0"/>
           <w:sz w:val="22"/>
         </w:rPr>
-        <w:t>Core progress reports and at-risk flagging (section 3.5). Audit requirements: certificates/badges as tracked records with an audit trail of who received what and when; SensitiveDataAccessLog for every read of DbsCheck/ConsentSensitiveDetails (FR-005), written by a DbCommandInterceptor and retained 6 years with UPDATE/DELETE denied at the database permission level (ADR-0004).</w:t>
+        <w:t>Core progress reports and at-risk flagging (section 3.5). Audit requirements: certificates/badges as tracked records with an audit trail of who received what and when; SensitiveDataAccessLog for every read of DbsCheck/ConsentSensitiveDetails (FR-005), written by an IMaterializationInterceptor and retained 6 years with UPDATE/DELETE denied at the database permission level (ADR-0004).</w:t>
       </w:r>
     </w:p>
     <w:sectPr>

--- a/gates/design/VLMS_SRS.docx
+++ b/gates/design/VLMS_SRS.docx
@@ -201,7 +201,7 @@
                 <w:rFonts w:ascii="Arial" w:hAnsi="Arial"/>
                 <w:sz w:val="20"/>
               </w:rPr>
-              <w:t>1.3</w:t>
+              <w:t>1.4</w:t>
             </w:r>
           </w:p>
         </w:tc>
@@ -892,6 +892,80 @@
           </w:p>
         </w:tc>
       </w:tr>
+      <w:tr>
+        <w:tc>
+          <w:tcPr>
+            <w:tcW w:type="dxa" w:w="1150"/>
+            <w:shd w:val="clear" w:color="auto" w:fill="F3F4F6"/>
+          </w:tcPr>
+          <w:p>
+            <w:pPr>
+              <w:spacing w:after="40" w:before="40"/>
+            </w:pPr>
+            <w:r>
+              <w:rPr>
+                <w:rFonts w:ascii="Arial" w:hAnsi="Arial"/>
+                <w:sz w:val="20"/>
+              </w:rPr>
+              <w:t>1.4</w:t>
+            </w:r>
+          </w:p>
+        </w:tc>
+        <w:tc>
+          <w:tcPr>
+            <w:tcW w:type="dxa" w:w="1500"/>
+            <w:shd w:val="clear" w:color="auto" w:fill="F3F4F6"/>
+          </w:tcPr>
+          <w:p>
+            <w:pPr>
+              <w:spacing w:after="40" w:before="40"/>
+            </w:pPr>
+            <w:r>
+              <w:rPr>
+                <w:rFonts w:ascii="Arial" w:hAnsi="Arial"/>
+                <w:sz w:val="20"/>
+              </w:rPr>
+              <w:t>17 July 2026</w:t>
+            </w:r>
+          </w:p>
+        </w:tc>
+        <w:tc>
+          <w:tcPr>
+            <w:tcW w:type="dxa" w:w="2700"/>
+            <w:shd w:val="clear" w:color="auto" w:fill="F3F4F6"/>
+          </w:tcPr>
+          <w:p>
+            <w:pPr>
+              <w:spacing w:after="40" w:before="40"/>
+            </w:pPr>
+            <w:r>
+              <w:rPr>
+                <w:rFonts w:ascii="Arial" w:hAnsi="Arial"/>
+                <w:sz w:val="20"/>
+              </w:rPr>
+              <w:t>Philip</w:t>
+            </w:r>
+          </w:p>
+        </w:tc>
+        <w:tc>
+          <w:tcPr>
+            <w:tcW w:type="dxa" w:w="3676"/>
+            <w:shd w:val="clear" w:color="auto" w:fill="F3F4F6"/>
+          </w:tcPr>
+          <w:p>
+            <w:pPr>
+              <w:spacing w:after="40" w:before="40"/>
+            </w:pPr>
+            <w:r>
+              <w:rPr>
+                <w:rFonts w:ascii="Arial" w:hAnsi="Arial"/>
+                <w:sz w:val="20"/>
+              </w:rPr>
+              <w:t>Re-render addressing fourth design-gate review (no Critical/Important findings — a documentation-hygiene pass only): FR-005's acceptance-criteria row corrected from “a ConsentRecord's sensitive fields” to “a ConsentSensitiveDetails record”, matching the entity-split terminology used consistently everywhere else in this document since the second design review (same stale-wording defect class as the third-review NFR-001 fix).</w:t>
+            </w:r>
+          </w:p>
+        </w:tc>
+      </w:tr>
     </w:tbl>
     <w:p>
       <w:pPr>
@@ -1271,7 +1345,7 @@
         </w:tc>
         <w:tc>
           <w:tcPr>
-            <w:tcW w:type="dxa" w:w="3900"/>
+            <w:tcW w:type="dxa" w:w="3800"/>
             <w:shd w:val="clear" w:color="auto" w:fill="374151"/>
           </w:tcPr>
           <w:p>
@@ -1291,7 +1365,7 @@
         </w:tc>
         <w:tc>
           <w:tcPr>
-            <w:tcW w:type="dxa" w:w="4226"/>
+            <w:tcW w:type="dxa" w:w="4326"/>
             <w:shd w:val="clear" w:color="auto" w:fill="374151"/>
           </w:tcPr>
           <w:p>
@@ -1331,7 +1405,7 @@
         </w:tc>
         <w:tc>
           <w:tcPr>
-            <w:tcW w:type="dxa" w:w="3900"/>
+            <w:tcW w:type="dxa" w:w="3800"/>
             <w:shd w:val="clear" w:color="auto" w:fill="F3F4F6"/>
           </w:tcPr>
           <w:p>
@@ -1349,7 +1423,7 @@
         </w:tc>
         <w:tc>
           <w:tcPr>
-            <w:tcW w:type="dxa" w:w="4226"/>
+            <w:tcW w:type="dxa" w:w="4326"/>
             <w:shd w:val="clear" w:color="auto" w:fill="F3F4F6"/>
           </w:tcPr>
           <w:p>
@@ -1387,7 +1461,7 @@
         </w:tc>
         <w:tc>
           <w:tcPr>
-            <w:tcW w:type="dxa" w:w="3900"/>
+            <w:tcW w:type="dxa" w:w="3800"/>
             <w:shd w:val="clear" w:color="auto" w:fill="FFFFFF"/>
           </w:tcPr>
           <w:p>
@@ -1405,7 +1479,7 @@
         </w:tc>
         <w:tc>
           <w:tcPr>
-            <w:tcW w:type="dxa" w:w="4226"/>
+            <w:tcW w:type="dxa" w:w="4326"/>
             <w:shd w:val="clear" w:color="auto" w:fill="FFFFFF"/>
           </w:tcPr>
           <w:p>
@@ -1443,7 +1517,7 @@
         </w:tc>
         <w:tc>
           <w:tcPr>
-            <w:tcW w:type="dxa" w:w="3900"/>
+            <w:tcW w:type="dxa" w:w="3800"/>
             <w:shd w:val="clear" w:color="auto" w:fill="F3F4F6"/>
           </w:tcPr>
           <w:p>
@@ -1461,7 +1535,7 @@
         </w:tc>
         <w:tc>
           <w:tcPr>
-            <w:tcW w:type="dxa" w:w="4226"/>
+            <w:tcW w:type="dxa" w:w="4326"/>
             <w:shd w:val="clear" w:color="auto" w:fill="F3F4F6"/>
           </w:tcPr>
           <w:p>
@@ -1499,7 +1573,7 @@
         </w:tc>
         <w:tc>
           <w:tcPr>
-            <w:tcW w:type="dxa" w:w="3900"/>
+            <w:tcW w:type="dxa" w:w="3800"/>
             <w:shd w:val="clear" w:color="auto" w:fill="FFFFFF"/>
           </w:tcPr>
           <w:p>
@@ -1517,7 +1591,7 @@
         </w:tc>
         <w:tc>
           <w:tcPr>
-            <w:tcW w:type="dxa" w:w="4226"/>
+            <w:tcW w:type="dxa" w:w="4326"/>
             <w:shd w:val="clear" w:color="auto" w:fill="FFFFFF"/>
           </w:tcPr>
           <w:p>
@@ -1555,7 +1629,7 @@
         </w:tc>
         <w:tc>
           <w:tcPr>
-            <w:tcW w:type="dxa" w:w="3900"/>
+            <w:tcW w:type="dxa" w:w="3800"/>
             <w:shd w:val="clear" w:color="auto" w:fill="F3F4F6"/>
           </w:tcPr>
           <w:p>
@@ -1567,13 +1641,13 @@
                 <w:rFonts w:ascii="Arial" w:hAnsi="Arial"/>
                 <w:sz w:val="20"/>
               </w:rPr>
-              <w:t>Every read of a DbsCheck record, or of a ConsentRecord's sensitive fields, is written to an audit log (who, what, when).</w:t>
+              <w:t>Every read of a DbsCheck record, or of a ConsentSensitiveDetails record, is written to an audit log (who, what, when).</w:t>
             </w:r>
           </w:p>
         </w:tc>
         <w:tc>
           <w:tcPr>
-            <w:tcW w:type="dxa" w:w="4226"/>
+            <w:tcW w:type="dxa" w:w="4326"/>
             <w:shd w:val="clear" w:color="auto" w:fill="F3F4F6"/>
           </w:tcPr>
           <w:p>
@@ -1585,7 +1659,7 @@
                 <w:rFonts w:ascii="Arial" w:hAnsi="Arial"/>
                 <w:sz w:val="20"/>
               </w:rPr>
-              <w:t>A SensitiveDataAccessLog row is created on every such read of DbsCheck or ConsentSensitiveDetails (the entity the sensitive fields referred to here now live on, per ADR-0004), written via an IMaterializationInterceptor registered on the DbContext (fires once per materialized entity, direct typed access, correct even across EF's compiled-query cache); includes read-only report/export access, and a multi-row read (e.g. several DbsCheck records listed at once) writes one entry per row; verified by TC-011.</w:t>
+              <w:t>A SensitiveDataAccessLog row is created on every such read of DbsCheck or ConsentSensitiveDetails, written via an IMaterializationInterceptor registered on the DbContext (fires once per materialized entity, direct typed access, correct even across EF's compiled-query cache); includes read-only report/export access, and a multi-row read (e.g. several DbsCheck records listed at once) writes one entry per row; verified by TC-011.</w:t>
             </w:r>
           </w:p>
         </w:tc>
@@ -1614,12 +1688,13 @@
     </w:p>
     <w:p>
       <w:pPr>
-        <w:pStyle w:val="ListBullet"/>
-        <w:spacing w:after="60"/>
+        <w:spacing w:after="120" w:before="0"/>
       </w:pPr>
       <w:r>
         <w:rPr>
           <w:rFonts w:ascii="Arial" w:hAnsi="Arial"/>
+          <w:b w:val="0"/>
+          <w:i w:val="0"/>
           <w:sz w:val="22"/>
         </w:rPr>
         <w:t>Parents get both an in-app dashboard (view own child's progress, certificates, badges) AND proactive notifications (e.g. email on lesson completion/rank promotion, consent-expiry reminders) — not dashboard-only.</w:t>
@@ -1811,13 +1886,12 @@
     </w:p>
     <w:p>
       <w:pPr>
-        <w:spacing w:after="120" w:before="0"/>
+        <w:pStyle w:val="ListBullet"/>
+        <w:spacing w:after="60"/>
       </w:pPr>
       <w:r>
         <w:rPr>
           <w:rFonts w:ascii="Arial" w:hAnsi="Arial"/>
-          <w:b w:val="0"/>
-          <w:i w:val="0"/>
           <w:sz w:val="22"/>
         </w:rPr>
         <w:t>Entities: see VLMS-LLD section 2 for the full data model (Rank, Lesson, LessonChangeProposal, Student, ParentGuardian, StudentGuardianLink, StudentLessonCompletion, Certificate, RankBadge, StudentBadge, StudentRankProgress, ConsentRecord, ConsentSensitiveDetails, DbsCheck, AppUser, UserRole, SensitiveDataAccessLog). ConsentRecord and ConsentSensitiveDetails are two entities, in a 1:1 relationship, since a second design review found that the original single-entity, column-masked design could not be enforced by the EF Core global query filter mechanism chosen for it (ADR-0004).</w:t>
@@ -1825,13 +1899,12 @@
     </w:p>
     <w:p>
       <w:pPr>
-        <w:spacing w:after="120" w:before="0"/>
+        <w:pStyle w:val="ListBullet"/>
+        <w:spacing w:after="60"/>
       </w:pPr>
       <w:r>
         <w:rPr>
           <w:rFonts w:ascii="Arial" w:hAnsi="Arial"/>
-          <w:b w:val="0"/>
-          <w:i w:val="0"/>
           <w:sz w:val="22"/>
         </w:rPr>
         <w:t>Ownership: this database is the sole system of record — no external source of truth (integration.md).</w:t>
@@ -1839,13 +1912,12 @@
     </w:p>
     <w:p>
       <w:pPr>
-        <w:spacing w:after="120" w:before="0"/>
+        <w:pStyle w:val="ListBullet"/>
+        <w:spacing w:after="60"/>
       </w:pPr>
       <w:r>
         <w:rPr>
           <w:rFonts w:ascii="Arial" w:hAnsi="Arial"/>
-          <w:b w:val="0"/>
-          <w:i w:val="0"/>
           <w:sz w:val="22"/>
         </w:rPr>
         <w:t>Migration: none — clean start; no historical spreadsheet data is migrated (A-003, VLMS-RAID).</w:t>
